--- a/app/doc_templates/p2_standard_v1/M05_annual_review_checklist_standard.docx
+++ b/app/doc_templates/p2_standard_v1/M05_annual_review_checklist_standard.docx
@@ -247,7 +247,7 @@
                 <w:b w:val="0"/>
                 <w:sz w:val="18"/>
               </w:rPr>
-              <w:t>{{m05.agm_route}}</w:t>
+              <w:t>{{m05.agm_mode_label}}</w:t>
             </w:r>
           </w:p>
         </w:tc>
@@ -266,7 +266,7 @@
                 <w:b w:val="0"/>
                 <w:sz w:val="18"/>
               </w:rPr>
-              <w:t>{{m05.accounts_status}}</w:t>
+              <w:t>{{m05.accounts_status_label}}</w:t>
             </w:r>
           </w:p>
         </w:tc>

--- a/app/doc_templates/p2_standard_v1/M05_annual_review_checklist_standard.docx
+++ b/app/doc_templates/p2_standard_v1/M05_annual_review_checklist_standard.docx
@@ -167,7 +167,7 @@
                 <w:b/>
                 <w:sz w:val="18"/>
               </w:rPr>
-              <w:t>AGM route</w:t>
+              <w:t>Annual review method</w:t>
             </w:r>
           </w:p>
         </w:tc>

--- a/app/doc_templates/p2_standard_v1/M05_annual_review_checklist_standard.docx
+++ b/app/doc_templates/p2_standard_v1/M05_annual_review_checklist_standard.docx
@@ -84,7 +84,8 @@
     </w:p>
     <w:tbl>
       <w:tblPr>
-        <w:tblW w:type="dxa" w:w="8360"/>
+        <w:tblW w:type="dxa" w:w="9360"/>
+        <w:tblLayout w:type="fixed"/>
         <w:tblLook w:firstColumn="1" w:firstRow="1" w:lastColumn="0" w:lastRow="0" w:noHBand="0" w:noVBand="1" w:val="04A0"/>
         <w:tblBorders>
           <w:top w:val="single" w:sz="4" w:space="0" w:color="B8C1CC"/>
@@ -95,22 +96,25 @@
           <w:insideV w:val="single" w:sz="4" w:space="0" w:color="B8C1CC"/>
         </w:tblBorders>
         <w:tblCellMar>
-          <w:top w:w="90" w:type="dxa"/>
-          <w:bottom w:w="90" w:type="dxa"/>
-          <w:start w:w="110" w:type="dxa"/>
-          <w:end w:w="110" w:type="dxa"/>
+          <w:top w:w="100" w:type="dxa"/>
+          <w:bottom w:w="100" w:type="dxa"/>
+          <w:start w:w="130" w:type="dxa"/>
+          <w:end w:w="130" w:type="dxa"/>
         </w:tblCellMar>
       </w:tblPr>
       <w:tblGrid>
-        <w:gridCol w:w="1800"/>
-        <w:gridCol w:w="1800"/>
-        <w:gridCol w:w="2500"/>
-        <w:gridCol w:w="2260"/>
+        <w:gridCol w:w="1900"/>
+        <w:gridCol w:w="1900"/>
+        <w:gridCol w:w="3100"/>
+        <w:gridCol w:w="2460"/>
       </w:tblGrid>
       <w:tr>
+        <w:trPr>
+          <w:cantSplit/>
+        </w:trPr>
         <w:tc>
           <w:tcPr>
-            <w:tcW w:type="dxa" w:w="1800"/>
+            <w:tcW w:type="dxa" w:w="1900"/>
             <w:shd w:fill="F2F4F7"/>
             <w:vAlign w:val="center"/>
           </w:tcPr>
@@ -131,7 +135,7 @@
         </w:tc>
         <w:tc>
           <w:tcPr>
-            <w:tcW w:type="dxa" w:w="1800"/>
+            <w:tcW w:type="dxa" w:w="1900"/>
             <w:shd w:fill="F2F4F7"/>
             <w:vAlign w:val="center"/>
           </w:tcPr>
@@ -152,7 +156,7 @@
         </w:tc>
         <w:tc>
           <w:tcPr>
-            <w:tcW w:type="dxa" w:w="2500"/>
+            <w:tcW w:type="dxa" w:w="3100"/>
             <w:shd w:fill="F2F4F7"/>
             <w:vAlign w:val="center"/>
           </w:tcPr>
@@ -173,7 +177,7 @@
         </w:tc>
         <w:tc>
           <w:tcPr>
-            <w:tcW w:type="dxa" w:w="2260"/>
+            <w:tcW w:type="dxa" w:w="2460"/>
             <w:shd w:fill="F2F4F7"/>
             <w:vAlign w:val="center"/>
           </w:tcPr>
@@ -194,19 +198,23 @@
         </w:tc>
       </w:tr>
       <w:tr>
+        <w:trPr>
+          <w:cantSplit/>
+        </w:trPr>
         <w:tc>
           <w:tcPr>
-            <w:tcW w:type="dxa" w:w="1800"/>
+            <w:tcW w:type="dxa" w:w="1900"/>
             <w:vAlign w:val="center"/>
           </w:tcPr>
           <w:p>
             <w:pPr>
               <w:spacing w:before="0" w:after="0"/>
+              <w:jc w:val="center"/>
             </w:pPr>
             <w:r>
               <w:rPr>
                 <w:rFonts w:ascii="Calibri" w:hAnsi="Calibri" w:eastAsia="Microsoft YaHei"/>
-                <w:b w:val="0"/>
+                <w:b/>
                 <w:sz w:val="18"/>
               </w:rPr>
               <w:t>{{m05.fye_date}}</w:t>
@@ -215,17 +223,18 @@
         </w:tc>
         <w:tc>
           <w:tcPr>
-            <w:tcW w:type="dxa" w:w="1800"/>
+            <w:tcW w:type="dxa" w:w="1900"/>
             <w:vAlign w:val="center"/>
           </w:tcPr>
           <w:p>
             <w:pPr>
               <w:spacing w:before="0" w:after="0"/>
+              <w:jc w:val="center"/>
             </w:pPr>
             <w:r>
               <w:rPr>
                 <w:rFonts w:ascii="Calibri" w:hAnsi="Calibri" w:eastAsia="Microsoft YaHei"/>
-                <w:b w:val="0"/>
+                <w:b/>
                 <w:sz w:val="18"/>
               </w:rPr>
               <w:t>{{m05.agm_date}}</w:t>
@@ -234,17 +243,18 @@
         </w:tc>
         <w:tc>
           <w:tcPr>
-            <w:tcW w:type="dxa" w:w="2500"/>
+            <w:tcW w:type="dxa" w:w="3100"/>
             <w:vAlign w:val="center"/>
           </w:tcPr>
           <w:p>
             <w:pPr>
               <w:spacing w:before="0" w:after="0"/>
+              <w:jc w:val="center"/>
             </w:pPr>
             <w:r>
               <w:rPr>
                 <w:rFonts w:ascii="Calibri" w:hAnsi="Calibri" w:eastAsia="Microsoft YaHei"/>
-                <w:b w:val="0"/>
+                <w:b/>
                 <w:sz w:val="18"/>
               </w:rPr>
               <w:t>{{m05.agm_mode_label}}</w:t>
@@ -253,17 +263,18 @@
         </w:tc>
         <w:tc>
           <w:tcPr>
-            <w:tcW w:type="dxa" w:w="2260"/>
+            <w:tcW w:type="dxa" w:w="2460"/>
             <w:vAlign w:val="center"/>
           </w:tcPr>
           <w:p>
             <w:pPr>
               <w:spacing w:before="0" w:after="0"/>
+              <w:jc w:val="center"/>
             </w:pPr>
             <w:r>
               <w:rPr>
                 <w:rFonts w:ascii="Calibri" w:hAnsi="Calibri" w:eastAsia="Microsoft YaHei"/>
-                <w:b w:val="0"/>
+                <w:b/>
                 <w:sz w:val="18"/>
               </w:rPr>
               <w:t>{{m05.accounts_status_label}}</w:t>
@@ -274,7 +285,7 @@
     </w:tbl>
     <w:p>
       <w:pPr>
-        <w:spacing w:after="80"/>
+        <w:spacing w:after="0"/>
       </w:pPr>
     </w:p>
     <w:p>
